--- a/01_Python_Essentials/L07-strings/ASSIGNMENT_word_counter.docx
+++ b/01_Python_Essentials/L07-strings/ASSIGNMENT_word_counter.docx
@@ -3,10 +3,19 @@
 <w:document xmlns:wpc="http://schemas.microsoft.com/office/word/2010/wordprocessingCanvas" xmlns:cx="http://schemas.microsoft.com/office/drawing/2014/chartex" xmlns:cx1="http://schemas.microsoft.com/office/drawing/2015/9/8/chartex" xmlns:cx2="http://schemas.microsoft.com/office/drawing/2015/10/21/chartex" xmlns:cx3="http://schemas.microsoft.com/office/drawing/2016/5/9/chartex" xmlns:cx4="http://schemas.microsoft.com/office/drawing/2016/5/10/chartex" xmlns:cx5="http://schemas.microsoft.com/office/drawing/2016/5/11/chartex" xmlns:cx6="http://schemas.microsoft.com/office/drawing/2016/5/12/chartex" xmlns:cx7="http://schemas.microsoft.com/office/drawing/2016/5/13/chartex" xmlns:cx8="http://schemas.microsoft.com/office/drawing/2016/5/14/chartex" xmlns:mc="http://schemas.openxmlformats.org/markup-compatibility/2006" xmlns:aink="http://schemas.microsoft.com/office/drawing/2016/ink" xmlns:am3d="http://schemas.microsoft.com/office/drawing/2017/model3d" xmlns:o="urn:schemas-microsoft-com:office:office" xmlns:oel="http://schemas.microsoft.com/office/2019/extlst" xmlns:r="http://schemas.openxmlformats.org/officeDocument/2006/relationships" xmlns:m="http://schemas.openxmlformats.org/officeDocument/2006/math" xmlns:v="urn:schemas-microsoft-com:vml" xmlns:wp14="http://schemas.microsoft.com/office/word/2010/wordprocessingDrawing" xmlns:wp="http://schemas.openxmlformats.org/drawingml/2006/wordprocessingDrawing" xmlns:w10="urn:schemas-microsoft-com:office:word" xmlns:w="http://schemas.openxmlformats.org/wordprocessingml/2006/main" xmlns:w14="http://schemas.microsoft.com/office/word/2010/wordml" xmlns:w15="http://schemas.microsoft.com/office/word/2012/wordml" xmlns:w16cex="http://schemas.microsoft.com/office/word/2018/wordml/cex" xmlns:w16cid="http://schemas.microsoft.com/office/word/2016/wordml/cid" xmlns:w16="http://schemas.microsoft.com/office/word/2018/wordml" xmlns:w16du="http://schemas.microsoft.com/office/word/2023/wordml/word16du" xmlns:w16sdtdh="http://schemas.microsoft.com/office/word/2020/wordml/sdtdatahash" xmlns:w16sdtfl="http://schemas.microsoft.com/office/word/2024/wordml/sdtformatlock" xmlns:w16se="http://schemas.microsoft.com/office/word/2015/wordml/symex" xmlns:wpg="http://schemas.microsoft.com/office/word/2010/wordprocessingGroup" xmlns:wpi="http://schemas.microsoft.com/office/word/2010/wordprocessingInk" xmlns:wne="http://schemas.microsoft.com/office/word/2006/wordml" xmlns:wps="http://schemas.microsoft.com/office/word/2010/wordprocessingShape" mc:Ignorable="w14 w15 w16se w16cid w16 w16cex w16sdtdh w16sdtfl w16du wp14">
   <w:body>
     <w:p>
+      <w:pPr>
+        <w:jc w:val="center"/>
+        <w:rPr>
+          <w:sz w:val="40"/>
+          <w:szCs w:val="40"/>
+        </w:rPr>
+      </w:pPr>
       <w:r>
         <w:rPr>
           <w:b/>
           <w:bCs/>
+          <w:sz w:val="40"/>
+          <w:szCs w:val="40"/>
         </w:rPr>
         <w:t>ASSIGNMENT</w:t>
       </w:r>
@@ -14,107 +23,308 @@
         <w:rPr>
           <w:b/>
           <w:bCs/>
+          <w:sz w:val="40"/>
+          <w:szCs w:val="40"/>
         </w:rPr>
         <w:t>: Word counter</w:t>
-      </w:r>
-    </w:p>
-    <w:p/>
-    <w:p>
-      <w:r>
-        <w:t>Write a program that takes sentence input from a user and performs following:</w:t>
       </w:r>
     </w:p>
     <w:p>
-      <w:r>
-        <w:t>Counts total words</w:t>
-      </w:r>
+      <w:pPr>
+        <w:rPr>
+          <w:sz w:val="32"/>
+          <w:szCs w:val="32"/>
+        </w:rPr>
+      </w:pPr>
     </w:p>
     <w:p>
-      <w:r>
-        <w:t>Counts total characters</w:t>
+      <w:pPr>
+        <w:rPr>
+          <w:sz w:val="32"/>
+          <w:szCs w:val="32"/>
+        </w:rPr>
+      </w:pPr>
+      <w:r>
+        <w:rPr>
+          <w:sz w:val="32"/>
+          <w:szCs w:val="32"/>
+        </w:rPr>
+        <w:t>Write a program that takes sentence input from a user and performs following:</w:t>
       </w:r>
     </w:p>
     <w:p>
-      <w:r>
+      <w:pPr>
+        <w:pStyle w:val="ListParagraph"/>
+        <w:numPr>
+          <w:ilvl w:val="0"/>
+          <w:numId w:val="1"/>
+        </w:numPr>
+        <w:rPr>
+          <w:sz w:val="32"/>
+          <w:szCs w:val="32"/>
+        </w:rPr>
+      </w:pPr>
+      <w:r>
+        <w:rPr>
+          <w:sz w:val="32"/>
+          <w:szCs w:val="32"/>
+        </w:rPr>
+        <w:t>Counts total words</w:t>
+      </w:r>
+      <w:r>
+        <w:rPr>
+          <w:sz w:val="32"/>
+          <w:szCs w:val="32"/>
+        </w:rPr>
+        <w:t>. Uppercase and lowercase are same words</w:t>
+      </w:r>
+    </w:p>
+    <w:p>
+      <w:pPr>
+        <w:pStyle w:val="ListParagraph"/>
+        <w:numPr>
+          <w:ilvl w:val="0"/>
+          <w:numId w:val="1"/>
+        </w:numPr>
+        <w:rPr>
+          <w:sz w:val="32"/>
+          <w:szCs w:val="32"/>
+        </w:rPr>
+      </w:pPr>
+      <w:r>
+        <w:rPr>
+          <w:sz w:val="32"/>
+          <w:szCs w:val="32"/>
+        </w:rPr>
+        <w:t>Counts total characters</w:t>
+      </w:r>
+    </w:p>
+    <w:p>
+      <w:pPr>
+        <w:pStyle w:val="ListParagraph"/>
+        <w:numPr>
+          <w:ilvl w:val="0"/>
+          <w:numId w:val="1"/>
+        </w:numPr>
+        <w:rPr>
+          <w:sz w:val="32"/>
+          <w:szCs w:val="32"/>
+        </w:rPr>
+      </w:pPr>
+      <w:r>
+        <w:rPr>
+          <w:sz w:val="32"/>
+          <w:szCs w:val="32"/>
+        </w:rPr>
         <w:t>Finds the most frequent word</w:t>
       </w:r>
     </w:p>
-    <w:p/>
     <w:p>
+      <w:pPr>
+        <w:rPr>
+          <w:sz w:val="32"/>
+          <w:szCs w:val="32"/>
+        </w:rPr>
+      </w:pPr>
+    </w:p>
+    <w:p>
+      <w:pPr>
+        <w:rPr>
+          <w:sz w:val="32"/>
+          <w:szCs w:val="32"/>
+        </w:rPr>
+      </w:pPr>
       <w:r>
         <w:rPr>
           <w:b/>
           <w:bCs/>
-        </w:rPr>
-        <w:t>### Example Input</w:t>
+          <w:sz w:val="32"/>
+          <w:szCs w:val="32"/>
+        </w:rPr>
+        <w:t>Example Input</w:t>
       </w:r>
       <w:r>
         <w:rPr>
           <w:b/>
           <w:bCs/>
+          <w:sz w:val="32"/>
+          <w:szCs w:val="32"/>
         </w:rPr>
         <w:t xml:space="preserve"> </w:t>
       </w:r>
     </w:p>
     <w:p>
-      <w:r>
-        <w:t>Data science is fun and data science is powerful</w:t>
+      <w:pPr>
+        <w:rPr>
+          <w:sz w:val="32"/>
+          <w:szCs w:val="32"/>
+        </w:rPr>
+      </w:pPr>
+      <w:r>
+        <w:rPr>
+          <w:sz w:val="32"/>
+          <w:szCs w:val="32"/>
+        </w:rPr>
+        <w:t xml:space="preserve">Data science is fun and data science </w:t>
+      </w:r>
+      <w:r>
+        <w:rPr>
+          <w:sz w:val="32"/>
+          <w:szCs w:val="32"/>
+        </w:rPr>
+        <w:t>was</w:t>
+      </w:r>
+      <w:r>
+        <w:rPr>
+          <w:sz w:val="32"/>
+          <w:szCs w:val="32"/>
+        </w:rPr>
+        <w:t xml:space="preserve"> powerful</w:t>
       </w:r>
     </w:p>
-    <w:p/>
     <w:p>
+      <w:pPr>
+        <w:rPr>
+          <w:sz w:val="32"/>
+          <w:szCs w:val="32"/>
+        </w:rPr>
+      </w:pPr>
+    </w:p>
+    <w:p>
+      <w:pPr>
+        <w:rPr>
+          <w:sz w:val="32"/>
+          <w:szCs w:val="32"/>
+        </w:rPr>
+      </w:pPr>
       <w:r>
         <w:rPr>
           <w:b/>
           <w:bCs/>
-        </w:rPr>
-        <w:t>### Expected Output</w:t>
+          <w:sz w:val="32"/>
+          <w:szCs w:val="32"/>
+        </w:rPr>
+        <w:t>Expected Output</w:t>
       </w:r>
     </w:p>
     <w:p>
-      <w:r>
-        <w:t>Total Words: 8</w:t>
+      <w:pPr>
+        <w:rPr>
+          <w:sz w:val="32"/>
+          <w:szCs w:val="32"/>
+        </w:rPr>
+      </w:pPr>
+      <w:r>
+        <w:rPr>
+          <w:sz w:val="32"/>
+          <w:szCs w:val="32"/>
+        </w:rPr>
+        <w:t xml:space="preserve">Total Words: </w:t>
+      </w:r>
+      <w:r>
+        <w:rPr>
+          <w:sz w:val="32"/>
+          <w:szCs w:val="32"/>
+        </w:rPr>
+        <w:t>8</w:t>
       </w:r>
     </w:p>
     <w:p>
-      <w:r>
+      <w:pPr>
+        <w:rPr>
+          <w:sz w:val="32"/>
+          <w:szCs w:val="32"/>
+        </w:rPr>
+      </w:pPr>
+      <w:r>
+        <w:rPr>
+          <w:sz w:val="32"/>
+          <w:szCs w:val="32"/>
+        </w:rPr>
         <w:t>Total Characters: 46</w:t>
       </w:r>
     </w:p>
     <w:p>
-      <w:r>
+      <w:pPr>
+        <w:rPr>
+          <w:sz w:val="32"/>
+          <w:szCs w:val="32"/>
+        </w:rPr>
+      </w:pPr>
+      <w:r>
+        <w:rPr>
+          <w:sz w:val="32"/>
+          <w:szCs w:val="32"/>
+        </w:rPr>
         <w:t>Most Frequent Word: data</w:t>
       </w:r>
     </w:p>
-    <w:p/>
     <w:p>
-      <w:r>
+      <w:pPr>
+        <w:rPr>
+          <w:sz w:val="32"/>
+          <w:szCs w:val="32"/>
+        </w:rPr>
+      </w:pPr>
+    </w:p>
+    <w:p>
+      <w:pPr>
+        <w:rPr>
+          <w:sz w:val="32"/>
+          <w:szCs w:val="32"/>
+        </w:rPr>
+      </w:pPr>
+      <w:r>
+        <w:rPr>
+          <w:sz w:val="32"/>
+          <w:szCs w:val="32"/>
+        </w:rPr>
         <w:t xml:space="preserve">Note: </w:t>
       </w:r>
       <w:r>
         <w:rPr>
           <w:b/>
           <w:bCs/>
+          <w:sz w:val="32"/>
+          <w:szCs w:val="32"/>
         </w:rPr>
         <w:t>Data</w:t>
       </w:r>
       <w:r>
+        <w:rPr>
+          <w:sz w:val="32"/>
+          <w:szCs w:val="32"/>
+        </w:rPr>
         <w:t xml:space="preserve"> and </w:t>
       </w:r>
       <w:r>
         <w:rPr>
           <w:b/>
           <w:bCs/>
+          <w:sz w:val="32"/>
+          <w:szCs w:val="32"/>
         </w:rPr>
         <w:t>data</w:t>
       </w:r>
       <w:r>
+        <w:rPr>
+          <w:sz w:val="32"/>
+          <w:szCs w:val="32"/>
+        </w:rPr>
         <w:t xml:space="preserve"> </w:t>
       </w:r>
       <w:r>
+        <w:rPr>
+          <w:sz w:val="32"/>
+          <w:szCs w:val="32"/>
+        </w:rPr>
         <w:t>are</w:t>
       </w:r>
       <w:r>
+        <w:rPr>
+          <w:sz w:val="32"/>
+          <w:szCs w:val="32"/>
+        </w:rPr>
         <w:t xml:space="preserve"> counted as a single word.</w:t>
       </w:r>
     </w:p>
@@ -126,6 +336,100 @@
     </w:sectPr>
   </w:body>
 </w:document>
+</file>
+
+<file path=word/numbering.xml><?xml version="1.0" encoding="utf-8"?>
+<w:numbering xmlns:wpc="http://schemas.microsoft.com/office/word/2010/wordprocessingCanvas" xmlns:cx="http://schemas.microsoft.com/office/drawing/2014/chartex" xmlns:cx1="http://schemas.microsoft.com/office/drawing/2015/9/8/chartex" xmlns:cx2="http://schemas.microsoft.com/office/drawing/2015/10/21/chartex" xmlns:cx3="http://schemas.microsoft.com/office/drawing/2016/5/9/chartex" xmlns:cx4="http://schemas.microsoft.com/office/drawing/2016/5/10/chartex" xmlns:cx5="http://schemas.microsoft.com/office/drawing/2016/5/11/chartex" xmlns:cx6="http://schemas.microsoft.com/office/drawing/2016/5/12/chartex" xmlns:cx7="http://schemas.microsoft.com/office/drawing/2016/5/13/chartex" xmlns:cx8="http://schemas.microsoft.com/office/drawing/2016/5/14/chartex" xmlns:mc="http://schemas.openxmlformats.org/markup-compatibility/2006" xmlns:aink="http://schemas.microsoft.com/office/drawing/2016/ink" xmlns:am3d="http://schemas.microsoft.com/office/drawing/2017/model3d" xmlns:o="urn:schemas-microsoft-com:office:office" xmlns:oel="http://schemas.microsoft.com/office/2019/extlst" xmlns:r="http://schemas.openxmlformats.org/officeDocument/2006/relationships" xmlns:m="http://schemas.openxmlformats.org/officeDocument/2006/math" xmlns:v="urn:schemas-microsoft-com:vml" xmlns:wp14="http://schemas.microsoft.com/office/word/2010/wordprocessingDrawing" xmlns:wp="http://schemas.openxmlformats.org/drawingml/2006/wordprocessingDrawing" xmlns:w10="urn:schemas-microsoft-com:office:word" xmlns:w="http://schemas.openxmlformats.org/wordprocessingml/2006/main" xmlns:w14="http://schemas.microsoft.com/office/word/2010/wordml" xmlns:w15="http://schemas.microsoft.com/office/word/2012/wordml" xmlns:w16cex="http://schemas.microsoft.com/office/word/2018/wordml/cex" xmlns:w16cid="http://schemas.microsoft.com/office/word/2016/wordml/cid" xmlns:w16="http://schemas.microsoft.com/office/word/2018/wordml" xmlns:w16du="http://schemas.microsoft.com/office/word/2023/wordml/word16du" xmlns:w16sdtdh="http://schemas.microsoft.com/office/word/2020/wordml/sdtdatahash" xmlns:w16sdtfl="http://schemas.microsoft.com/office/word/2024/wordml/sdtformatlock" xmlns:w16se="http://schemas.microsoft.com/office/word/2015/wordml/symex" xmlns:wpg="http://schemas.microsoft.com/office/word/2010/wordprocessingGroup" xmlns:wpi="http://schemas.microsoft.com/office/word/2010/wordprocessingInk" xmlns:wne="http://schemas.microsoft.com/office/word/2006/wordml" xmlns:wps="http://schemas.microsoft.com/office/word/2010/wordprocessingShape" mc:Ignorable="w14 w15 w16se w16cid w16 w16cex w16sdtdh w16sdtfl w16du wp14">
+  <w:abstractNum w:abstractNumId="0" w15:restartNumberingAfterBreak="0">
+    <w:nsid w:val="2702302D"/>
+    <w:multiLevelType w:val="hybridMultilevel"/>
+    <w:tmpl w:val="CD2A4D86"/>
+    <w:lvl w:ilvl="0" w:tplc="0409000F">
+      <w:start w:val="1"/>
+      <w:numFmt w:val="decimal"/>
+      <w:lvlText w:val="%1."/>
+      <w:lvlJc w:val="left"/>
+      <w:pPr>
+        <w:ind w:left="720" w:hanging="360"/>
+      </w:pPr>
+    </w:lvl>
+    <w:lvl w:ilvl="1" w:tplc="04090019" w:tentative="1">
+      <w:start w:val="1"/>
+      <w:numFmt w:val="lowerLetter"/>
+      <w:lvlText w:val="%2."/>
+      <w:lvlJc w:val="left"/>
+      <w:pPr>
+        <w:ind w:left="1440" w:hanging="360"/>
+      </w:pPr>
+    </w:lvl>
+    <w:lvl w:ilvl="2" w:tplc="0409001B" w:tentative="1">
+      <w:start w:val="1"/>
+      <w:numFmt w:val="lowerRoman"/>
+      <w:lvlText w:val="%3."/>
+      <w:lvlJc w:val="right"/>
+      <w:pPr>
+        <w:ind w:left="2160" w:hanging="180"/>
+      </w:pPr>
+    </w:lvl>
+    <w:lvl w:ilvl="3" w:tplc="0409000F" w:tentative="1">
+      <w:start w:val="1"/>
+      <w:numFmt w:val="decimal"/>
+      <w:lvlText w:val="%4."/>
+      <w:lvlJc w:val="left"/>
+      <w:pPr>
+        <w:ind w:left="2880" w:hanging="360"/>
+      </w:pPr>
+    </w:lvl>
+    <w:lvl w:ilvl="4" w:tplc="04090019" w:tentative="1">
+      <w:start w:val="1"/>
+      <w:numFmt w:val="lowerLetter"/>
+      <w:lvlText w:val="%5."/>
+      <w:lvlJc w:val="left"/>
+      <w:pPr>
+        <w:ind w:left="3600" w:hanging="360"/>
+      </w:pPr>
+    </w:lvl>
+    <w:lvl w:ilvl="5" w:tplc="0409001B" w:tentative="1">
+      <w:start w:val="1"/>
+      <w:numFmt w:val="lowerRoman"/>
+      <w:lvlText w:val="%6."/>
+      <w:lvlJc w:val="right"/>
+      <w:pPr>
+        <w:ind w:left="4320" w:hanging="180"/>
+      </w:pPr>
+    </w:lvl>
+    <w:lvl w:ilvl="6" w:tplc="0409000F" w:tentative="1">
+      <w:start w:val="1"/>
+      <w:numFmt w:val="decimal"/>
+      <w:lvlText w:val="%7."/>
+      <w:lvlJc w:val="left"/>
+      <w:pPr>
+        <w:ind w:left="5040" w:hanging="360"/>
+      </w:pPr>
+    </w:lvl>
+    <w:lvl w:ilvl="7" w:tplc="04090019" w:tentative="1">
+      <w:start w:val="1"/>
+      <w:numFmt w:val="lowerLetter"/>
+      <w:lvlText w:val="%8."/>
+      <w:lvlJc w:val="left"/>
+      <w:pPr>
+        <w:ind w:left="5760" w:hanging="360"/>
+      </w:pPr>
+    </w:lvl>
+    <w:lvl w:ilvl="8" w:tplc="0409001B" w:tentative="1">
+      <w:start w:val="1"/>
+      <w:numFmt w:val="lowerRoman"/>
+      <w:lvlText w:val="%9."/>
+      <w:lvlJc w:val="right"/>
+      <w:pPr>
+        <w:ind w:left="6480" w:hanging="180"/>
+      </w:pPr>
+    </w:lvl>
+  </w:abstractNum>
+  <w:num w:numId="1" w16cid:durableId="2019695171">
+    <w:abstractNumId w:val="0"/>
+  </w:num>
+</w:numbering>
 </file>
 
 <file path=word/styles.xml><?xml version="1.0" encoding="utf-8"?>
@@ -731,6 +1035,7 @@
   <w:style w:type="character" w:default="1" w:styleId="DefaultParagraphFont">
     <w:name w:val="Default Paragraph Font"/>
     <w:uiPriority w:val="1"/>
+    <w:semiHidden/>
     <w:unhideWhenUsed/>
   </w:style>
   <w:style w:type="table" w:default="1" w:styleId="TableNormal">
